--- a/Salinity/Workshop1_salinity_workbook_2025.docx
+++ b/Salinity/Workshop1_salinity_workbook_2025.docx
@@ -1,6 +1,6 @@
 
 <file path=word/document.xml><?xml version="1.0" encoding="utf-8"?>
-<w:document xmlns:wpc="http://schemas.microsoft.com/office/word/2010/wordprocessingCanvas" xmlns:cx="http://schemas.microsoft.com/office/drawing/2014/chartex" xmlns:cx1="http://schemas.microsoft.com/office/drawing/2015/9/8/chartex" xmlns:cx2="http://schemas.microsoft.com/office/drawing/2015/10/21/chartex" xmlns:cx3="http://schemas.microsoft.com/office/drawing/2016/5/9/chartex" xmlns:cx4="http://schemas.microsoft.com/office/drawing/2016/5/10/chartex" xmlns:cx5="http://schemas.microsoft.com/office/drawing/2016/5/11/chartex" xmlns:cx6="http://schemas.microsoft.com/office/drawing/2016/5/12/chartex" xmlns:cx7="http://schemas.microsoft.com/office/drawing/2016/5/13/chartex" xmlns:cx8="http://schemas.microsoft.com/office/drawing/2016/5/14/chartex" xmlns:mc="http://schemas.openxmlformats.org/markup-compatibility/2006" xmlns:aink="http://schemas.microsoft.com/office/drawing/2016/ink" xmlns:am3d="http://schemas.microsoft.com/office/drawing/2017/model3d" xmlns:o="urn:schemas-microsoft-com:office:office" xmlns:oel="http://schemas.microsoft.com/office/2019/extlst" xmlns:r="http://schemas.openxmlformats.org/officeDocument/2006/relationships" xmlns:m="http://schemas.openxmlformats.org/officeDocument/2006/math" xmlns:v="urn:schemas-microsoft-com:vml" xmlns:wp14="http://schemas.microsoft.com/office/word/2010/wordprocessingDrawing" xmlns:wp="http://schemas.openxmlformats.org/drawingml/2006/wordprocessingDrawing" xmlns:w10="urn:schemas-microsoft-com:office:word" xmlns:w="http://schemas.openxmlformats.org/wordprocessingml/2006/main" xmlns:w14="http://schemas.microsoft.com/office/word/2010/wordml" xmlns:w15="http://schemas.microsoft.com/office/word/2012/wordml" xmlns:w16cex="http://schemas.microsoft.com/office/word/2018/wordml/cex" xmlns:w16cid="http://schemas.microsoft.com/office/word/2016/wordml/cid" xmlns:w16="http://schemas.microsoft.com/office/word/2018/wordml" xmlns:w16du="http://schemas.microsoft.com/office/word/2023/wordml/word16du" xmlns:w16sdtdh="http://schemas.microsoft.com/office/word/2020/wordml/sdtdatahash" xmlns:w16sdtfl="http://schemas.microsoft.com/office/word/2024/wordml/sdtformatlock" xmlns:w16se="http://schemas.microsoft.com/office/word/2015/wordml/symex" xmlns:wpg="http://schemas.microsoft.com/office/word/2010/wordprocessingGroup" xmlns:wpi="http://schemas.microsoft.com/office/word/2010/wordprocessingInk" xmlns:wne="http://schemas.microsoft.com/office/word/2006/wordml" xmlns:wps="http://schemas.microsoft.com/office/word/2010/wordprocessingShape" mc:Ignorable="w14 w15 w16se w16cid w16 w16cex w16sdtdh w16sdtfl w16du wp14">
+<w:document xmlns:wpc="http://schemas.microsoft.com/office/word/2010/wordprocessingCanvas" xmlns:cx="http://schemas.microsoft.com/office/drawing/2014/chartex" xmlns:cx1="http://schemas.microsoft.com/office/drawing/2015/9/8/chartex" xmlns:cx2="http://schemas.microsoft.com/office/drawing/2015/10/21/chartex" xmlns:cx3="http://schemas.microsoft.com/office/drawing/2016/5/9/chartex" xmlns:cx4="http://schemas.microsoft.com/office/drawing/2016/5/10/chartex" xmlns:cx5="http://schemas.microsoft.com/office/drawing/2016/5/11/chartex" xmlns:cx6="http://schemas.microsoft.com/office/drawing/2016/5/12/chartex" xmlns:cx7="http://schemas.microsoft.com/office/drawing/2016/5/13/chartex" xmlns:cx8="http://schemas.microsoft.com/office/drawing/2016/5/14/chartex" xmlns:mc="http://schemas.openxmlformats.org/markup-compatibility/2006" xmlns:aink="http://schemas.microsoft.com/office/drawing/2016/ink" xmlns:am3d="http://schemas.microsoft.com/office/drawing/2017/model3d" xmlns:o="urn:schemas-microsoft-com:office:office" xmlns:oel="http://schemas.microsoft.com/office/2019/extlst" xmlns:r="http://schemas.openxmlformats.org/officeDocument/2006/relationships" xmlns:m="http://schemas.openxmlformats.org/officeDocument/2006/math" xmlns:v="urn:schemas-microsoft-com:vml" xmlns:wp14="http://schemas.microsoft.com/office/word/2010/wordprocessingDrawing" xmlns:wp="http://schemas.openxmlformats.org/drawingml/2006/wordprocessingDrawing" xmlns:w10="urn:schemas-microsoft-com:office:word" xmlns:w="http://schemas.openxmlformats.org/wordprocessingml/2006/main" xmlns:w14="http://schemas.microsoft.com/office/word/2010/wordml" xmlns:w15="http://schemas.microsoft.com/office/word/2012/wordml" xmlns:w16cei="http://schemas.microsoft.com/office/word/2026/wordml/cei" xmlns:w16cex="http://schemas.microsoft.com/office/word/2018/wordml/cex" xmlns:w16cid="http://schemas.microsoft.com/office/word/2016/wordml/cid" xmlns:w16="http://schemas.microsoft.com/office/word/2018/wordml" xmlns:w16du="http://schemas.microsoft.com/office/word/2023/wordml/word16du" xmlns:w16sdtdh="http://schemas.microsoft.com/office/word/2020/wordml/sdtdatahash" xmlns:w16sdtfl="http://schemas.microsoft.com/office/word/2024/wordml/sdtformatlock" xmlns:w16se="http://schemas.microsoft.com/office/word/2015/wordml/symex" xmlns:wpg="http://schemas.microsoft.com/office/word/2010/wordprocessingGroup" xmlns:wpi="http://schemas.microsoft.com/office/word/2010/wordprocessingInk" xmlns:wne="http://schemas.microsoft.com/office/word/2006/wordml" xmlns:wps="http://schemas.microsoft.com/office/word/2010/wordprocessingShape" mc:Ignorable="w14 w15 w16se w16cid w16 w16cex w16sdtdh w16sdtfl w16du wp14">
   <w:body>
     <w:p>
       <w:pPr>
@@ -53,7 +53,7 @@
           <w:sz w:val="32"/>
           <w:szCs w:val="32"/>
         </w:rPr>
-        <w:t>5</w:t>
+        <w:t>6</w:t>
       </w:r>
     </w:p>
     <w:p>
@@ -229,7 +229,7 @@
         <w:t>202</w:t>
       </w:r>
       <w:r>
-        <w:t>5</w:t>
+        <w:t>6</w:t>
       </w:r>
       <w:r>
         <w:t>.R</w:t>
@@ -2839,7 +2839,10 @@
         <w:t>salinitycont</w:t>
       </w:r>
       <w:r>
-        <w:t>_2025</w:t>
+        <w:t>_202</w:t>
+      </w:r>
+      <w:r>
+        <w:t>6</w:t>
       </w:r>
       <w:r>
         <w:t>.R</w:t>
@@ -6153,7 +6156,7 @@
 </file>
 
 <file path=word/endnotes.xml><?xml version="1.0" encoding="utf-8"?>
-<w:endnotes xmlns:wpc="http://schemas.microsoft.com/office/word/2010/wordprocessingCanvas" xmlns:cx="http://schemas.microsoft.com/office/drawing/2014/chartex" xmlns:cx1="http://schemas.microsoft.com/office/drawing/2015/9/8/chartex" xmlns:cx2="http://schemas.microsoft.com/office/drawing/2015/10/21/chartex" xmlns:cx3="http://schemas.microsoft.com/office/drawing/2016/5/9/chartex" xmlns:cx4="http://schemas.microsoft.com/office/drawing/2016/5/10/chartex" xmlns:cx5="http://schemas.microsoft.com/office/drawing/2016/5/11/chartex" xmlns:cx6="http://schemas.microsoft.com/office/drawing/2016/5/12/chartex" xmlns:cx7="http://schemas.microsoft.com/office/drawing/2016/5/13/chartex" xmlns:cx8="http://schemas.microsoft.com/office/drawing/2016/5/14/chartex" xmlns:mc="http://schemas.openxmlformats.org/markup-compatibility/2006" xmlns:aink="http://schemas.microsoft.com/office/drawing/2016/ink" xmlns:am3d="http://schemas.microsoft.com/office/drawing/2017/model3d" xmlns:o="urn:schemas-microsoft-com:office:office" xmlns:oel="http://schemas.microsoft.com/office/2019/extlst" xmlns:r="http://schemas.openxmlformats.org/officeDocument/2006/relationships" xmlns:m="http://schemas.openxmlformats.org/officeDocument/2006/math" xmlns:v="urn:schemas-microsoft-com:vml" xmlns:wp14="http://schemas.microsoft.com/office/word/2010/wordprocessingDrawing" xmlns:wp="http://schemas.openxmlformats.org/drawingml/2006/wordprocessingDrawing" xmlns:w10="urn:schemas-microsoft-com:office:word" xmlns:w="http://schemas.openxmlformats.org/wordprocessingml/2006/main" xmlns:w14="http://schemas.microsoft.com/office/word/2010/wordml" xmlns:w15="http://schemas.microsoft.com/office/word/2012/wordml" xmlns:w16cex="http://schemas.microsoft.com/office/word/2018/wordml/cex" xmlns:w16cid="http://schemas.microsoft.com/office/word/2016/wordml/cid" xmlns:w16="http://schemas.microsoft.com/office/word/2018/wordml" xmlns:w16du="http://schemas.microsoft.com/office/word/2023/wordml/word16du" xmlns:w16sdtdh="http://schemas.microsoft.com/office/word/2020/wordml/sdtdatahash" xmlns:w16sdtfl="http://schemas.microsoft.com/office/word/2024/wordml/sdtformatlock" xmlns:w16se="http://schemas.microsoft.com/office/word/2015/wordml/symex" xmlns:wpg="http://schemas.microsoft.com/office/word/2010/wordprocessingGroup" xmlns:wpi="http://schemas.microsoft.com/office/word/2010/wordprocessingInk" xmlns:wne="http://schemas.microsoft.com/office/word/2006/wordml" xmlns:wps="http://schemas.microsoft.com/office/word/2010/wordprocessingShape" mc:Ignorable="w14 w15 w16se w16cid w16 w16cex w16sdtdh w16sdtfl w16du wp14">
+<w:endnotes xmlns:wpc="http://schemas.microsoft.com/office/word/2010/wordprocessingCanvas" xmlns:cx="http://schemas.microsoft.com/office/drawing/2014/chartex" xmlns:cx1="http://schemas.microsoft.com/office/drawing/2015/9/8/chartex" xmlns:cx2="http://schemas.microsoft.com/office/drawing/2015/10/21/chartex" xmlns:cx3="http://schemas.microsoft.com/office/drawing/2016/5/9/chartex" xmlns:cx4="http://schemas.microsoft.com/office/drawing/2016/5/10/chartex" xmlns:cx5="http://schemas.microsoft.com/office/drawing/2016/5/11/chartex" xmlns:cx6="http://schemas.microsoft.com/office/drawing/2016/5/12/chartex" xmlns:cx7="http://schemas.microsoft.com/office/drawing/2016/5/13/chartex" xmlns:cx8="http://schemas.microsoft.com/office/drawing/2016/5/14/chartex" xmlns:mc="http://schemas.openxmlformats.org/markup-compatibility/2006" xmlns:aink="http://schemas.microsoft.com/office/drawing/2016/ink" xmlns:am3d="http://schemas.microsoft.com/office/drawing/2017/model3d" xmlns:o="urn:schemas-microsoft-com:office:office" xmlns:oel="http://schemas.microsoft.com/office/2019/extlst" xmlns:r="http://schemas.openxmlformats.org/officeDocument/2006/relationships" xmlns:m="http://schemas.openxmlformats.org/officeDocument/2006/math" xmlns:v="urn:schemas-microsoft-com:vml" xmlns:wp14="http://schemas.microsoft.com/office/word/2010/wordprocessingDrawing" xmlns:wp="http://schemas.openxmlformats.org/drawingml/2006/wordprocessingDrawing" xmlns:w10="urn:schemas-microsoft-com:office:word" xmlns:w="http://schemas.openxmlformats.org/wordprocessingml/2006/main" xmlns:w14="http://schemas.microsoft.com/office/word/2010/wordml" xmlns:w15="http://schemas.microsoft.com/office/word/2012/wordml" xmlns:w16cei="http://schemas.microsoft.com/office/word/2026/wordml/cei" xmlns:w16cex="http://schemas.microsoft.com/office/word/2018/wordml/cex" xmlns:w16cid="http://schemas.microsoft.com/office/word/2016/wordml/cid" xmlns:w16="http://schemas.microsoft.com/office/word/2018/wordml" xmlns:w16du="http://schemas.microsoft.com/office/word/2023/wordml/word16du" xmlns:w16sdtdh="http://schemas.microsoft.com/office/word/2020/wordml/sdtdatahash" xmlns:w16sdtfl="http://schemas.microsoft.com/office/word/2024/wordml/sdtformatlock" xmlns:w16se="http://schemas.microsoft.com/office/word/2015/wordml/symex" xmlns:wpg="http://schemas.microsoft.com/office/word/2010/wordprocessingGroup" xmlns:wpi="http://schemas.microsoft.com/office/word/2010/wordprocessingInk" xmlns:wne="http://schemas.microsoft.com/office/word/2006/wordml" xmlns:wps="http://schemas.microsoft.com/office/word/2010/wordprocessingShape" mc:Ignorable="w14 w15 w16se w16cid w16 w16cex w16sdtdh w16sdtfl w16du wp14">
   <w:endnote w:type="separator" w:id="-1">
     <w:p>
       <w:pPr>
@@ -6178,7 +6181,7 @@
 </file>
 
 <file path=word/footnotes.xml><?xml version="1.0" encoding="utf-8"?>
-<w:footnotes xmlns:wpc="http://schemas.microsoft.com/office/word/2010/wordprocessingCanvas" xmlns:cx="http://schemas.microsoft.com/office/drawing/2014/chartex" xmlns:cx1="http://schemas.microsoft.com/office/drawing/2015/9/8/chartex" xmlns:cx2="http://schemas.microsoft.com/office/drawing/2015/10/21/chartex" xmlns:cx3="http://schemas.microsoft.com/office/drawing/2016/5/9/chartex" xmlns:cx4="http://schemas.microsoft.com/office/drawing/2016/5/10/chartex" xmlns:cx5="http://schemas.microsoft.com/office/drawing/2016/5/11/chartex" xmlns:cx6="http://schemas.microsoft.com/office/drawing/2016/5/12/chartex" xmlns:cx7="http://schemas.microsoft.com/office/drawing/2016/5/13/chartex" xmlns:cx8="http://schemas.microsoft.com/office/drawing/2016/5/14/chartex" xmlns:mc="http://schemas.openxmlformats.org/markup-compatibility/2006" xmlns:aink="http://schemas.microsoft.com/office/drawing/2016/ink" xmlns:am3d="http://schemas.microsoft.com/office/drawing/2017/model3d" xmlns:o="urn:schemas-microsoft-com:office:office" xmlns:oel="http://schemas.microsoft.com/office/2019/extlst" xmlns:r="http://schemas.openxmlformats.org/officeDocument/2006/relationships" xmlns:m="http://schemas.openxmlformats.org/officeDocument/2006/math" xmlns:v="urn:schemas-microsoft-com:vml" xmlns:wp14="http://schemas.microsoft.com/office/word/2010/wordprocessingDrawing" xmlns:wp="http://schemas.openxmlformats.org/drawingml/2006/wordprocessingDrawing" xmlns:w10="urn:schemas-microsoft-com:office:word" xmlns:w="http://schemas.openxmlformats.org/wordprocessingml/2006/main" xmlns:w14="http://schemas.microsoft.com/office/word/2010/wordml" xmlns:w15="http://schemas.microsoft.com/office/word/2012/wordml" xmlns:w16cex="http://schemas.microsoft.com/office/word/2018/wordml/cex" xmlns:w16cid="http://schemas.microsoft.com/office/word/2016/wordml/cid" xmlns:w16="http://schemas.microsoft.com/office/word/2018/wordml" xmlns:w16du="http://schemas.microsoft.com/office/word/2023/wordml/word16du" xmlns:w16sdtdh="http://schemas.microsoft.com/office/word/2020/wordml/sdtdatahash" xmlns:w16sdtfl="http://schemas.microsoft.com/office/word/2024/wordml/sdtformatlock" xmlns:w16se="http://schemas.microsoft.com/office/word/2015/wordml/symex" xmlns:wpg="http://schemas.microsoft.com/office/word/2010/wordprocessingGroup" xmlns:wpi="http://schemas.microsoft.com/office/word/2010/wordprocessingInk" xmlns:wne="http://schemas.microsoft.com/office/word/2006/wordml" xmlns:wps="http://schemas.microsoft.com/office/word/2010/wordprocessingShape" mc:Ignorable="w14 w15 w16se w16cid w16 w16cex w16sdtdh w16sdtfl w16du wp14">
+<w:footnotes xmlns:wpc="http://schemas.microsoft.com/office/word/2010/wordprocessingCanvas" xmlns:cx="http://schemas.microsoft.com/office/drawing/2014/chartex" xmlns:cx1="http://schemas.microsoft.com/office/drawing/2015/9/8/chartex" xmlns:cx2="http://schemas.microsoft.com/office/drawing/2015/10/21/chartex" xmlns:cx3="http://schemas.microsoft.com/office/drawing/2016/5/9/chartex" xmlns:cx4="http://schemas.microsoft.com/office/drawing/2016/5/10/chartex" xmlns:cx5="http://schemas.microsoft.com/office/drawing/2016/5/11/chartex" xmlns:cx6="http://schemas.microsoft.com/office/drawing/2016/5/12/chartex" xmlns:cx7="http://schemas.microsoft.com/office/drawing/2016/5/13/chartex" xmlns:cx8="http://schemas.microsoft.com/office/drawing/2016/5/14/chartex" xmlns:mc="http://schemas.openxmlformats.org/markup-compatibility/2006" xmlns:aink="http://schemas.microsoft.com/office/drawing/2016/ink" xmlns:am3d="http://schemas.microsoft.com/office/drawing/2017/model3d" xmlns:o="urn:schemas-microsoft-com:office:office" xmlns:oel="http://schemas.microsoft.com/office/2019/extlst" xmlns:r="http://schemas.openxmlformats.org/officeDocument/2006/relationships" xmlns:m="http://schemas.openxmlformats.org/officeDocument/2006/math" xmlns:v="urn:schemas-microsoft-com:vml" xmlns:wp14="http://schemas.microsoft.com/office/word/2010/wordprocessingDrawing" xmlns:wp="http://schemas.openxmlformats.org/drawingml/2006/wordprocessingDrawing" xmlns:w10="urn:schemas-microsoft-com:office:word" xmlns:w="http://schemas.openxmlformats.org/wordprocessingml/2006/main" xmlns:w14="http://schemas.microsoft.com/office/word/2010/wordml" xmlns:w15="http://schemas.microsoft.com/office/word/2012/wordml" xmlns:w16cei="http://schemas.microsoft.com/office/word/2026/wordml/cei" xmlns:w16cex="http://schemas.microsoft.com/office/word/2018/wordml/cex" xmlns:w16cid="http://schemas.microsoft.com/office/word/2016/wordml/cid" xmlns:w16="http://schemas.microsoft.com/office/word/2018/wordml" xmlns:w16du="http://schemas.microsoft.com/office/word/2023/wordml/word16du" xmlns:w16sdtdh="http://schemas.microsoft.com/office/word/2020/wordml/sdtdatahash" xmlns:w16sdtfl="http://schemas.microsoft.com/office/word/2024/wordml/sdtformatlock" xmlns:w16se="http://schemas.microsoft.com/office/word/2015/wordml/symex" xmlns:wpg="http://schemas.microsoft.com/office/word/2010/wordprocessingGroup" xmlns:wpi="http://schemas.microsoft.com/office/word/2010/wordprocessingInk" xmlns:wne="http://schemas.microsoft.com/office/word/2006/wordml" xmlns:wps="http://schemas.microsoft.com/office/word/2010/wordprocessingShape" mc:Ignorable="w14 w15 w16se w16cid w16 w16cex w16sdtdh w16sdtfl w16du wp14">
   <w:footnote w:type="separator" w:id="-1">
     <w:p>
       <w:pPr>
@@ -6224,7 +6227,7 @@
 </file>
 
 <file path=word/numbering.xml><?xml version="1.0" encoding="utf-8"?>
-<w:numbering xmlns:wpc="http://schemas.microsoft.com/office/word/2010/wordprocessingCanvas" xmlns:cx="http://schemas.microsoft.com/office/drawing/2014/chartex" xmlns:cx1="http://schemas.microsoft.com/office/drawing/2015/9/8/chartex" xmlns:cx2="http://schemas.microsoft.com/office/drawing/2015/10/21/chartex" xmlns:cx3="http://schemas.microsoft.com/office/drawing/2016/5/9/chartex" xmlns:cx4="http://schemas.microsoft.com/office/drawing/2016/5/10/chartex" xmlns:cx5="http://schemas.microsoft.com/office/drawing/2016/5/11/chartex" xmlns:cx6="http://schemas.microsoft.com/office/drawing/2016/5/12/chartex" xmlns:cx7="http://schemas.microsoft.com/office/drawing/2016/5/13/chartex" xmlns:cx8="http://schemas.microsoft.com/office/drawing/2016/5/14/chartex" xmlns:mc="http://schemas.openxmlformats.org/markup-compatibility/2006" xmlns:aink="http://schemas.microsoft.com/office/drawing/2016/ink" xmlns:am3d="http://schemas.microsoft.com/office/drawing/2017/model3d" xmlns:o="urn:schemas-microsoft-com:office:office" xmlns:oel="http://schemas.microsoft.com/office/2019/extlst" xmlns:r="http://schemas.openxmlformats.org/officeDocument/2006/relationships" xmlns:m="http://schemas.openxmlformats.org/officeDocument/2006/math" xmlns:v="urn:schemas-microsoft-com:vml" xmlns:wp14="http://schemas.microsoft.com/office/word/2010/wordprocessingDrawing" xmlns:wp="http://schemas.openxmlformats.org/drawingml/2006/wordprocessingDrawing" xmlns:w10="urn:schemas-microsoft-com:office:word" xmlns:w="http://schemas.openxmlformats.org/wordprocessingml/2006/main" xmlns:w14="http://schemas.microsoft.com/office/word/2010/wordml" xmlns:w15="http://schemas.microsoft.com/office/word/2012/wordml" xmlns:w16cex="http://schemas.microsoft.com/office/word/2018/wordml/cex" xmlns:w16cid="http://schemas.microsoft.com/office/word/2016/wordml/cid" xmlns:w16="http://schemas.microsoft.com/office/word/2018/wordml" xmlns:w16du="http://schemas.microsoft.com/office/word/2023/wordml/word16du" xmlns:w16sdtdh="http://schemas.microsoft.com/office/word/2020/wordml/sdtdatahash" xmlns:w16sdtfl="http://schemas.microsoft.com/office/word/2024/wordml/sdtformatlock" xmlns:w16se="http://schemas.microsoft.com/office/word/2015/wordml/symex" xmlns:wpg="http://schemas.microsoft.com/office/word/2010/wordprocessingGroup" xmlns:wpi="http://schemas.microsoft.com/office/word/2010/wordprocessingInk" xmlns:wne="http://schemas.microsoft.com/office/word/2006/wordml" xmlns:wps="http://schemas.microsoft.com/office/word/2010/wordprocessingShape" mc:Ignorable="w14 w15 w16se w16cid w16 w16cex w16sdtdh w16sdtfl w16du wp14">
+<w:numbering xmlns:wpc="http://schemas.microsoft.com/office/word/2010/wordprocessingCanvas" xmlns:cx="http://schemas.microsoft.com/office/drawing/2014/chartex" xmlns:cx1="http://schemas.microsoft.com/office/drawing/2015/9/8/chartex" xmlns:cx2="http://schemas.microsoft.com/office/drawing/2015/10/21/chartex" xmlns:cx3="http://schemas.microsoft.com/office/drawing/2016/5/9/chartex" xmlns:cx4="http://schemas.microsoft.com/office/drawing/2016/5/10/chartex" xmlns:cx5="http://schemas.microsoft.com/office/drawing/2016/5/11/chartex" xmlns:cx6="http://schemas.microsoft.com/office/drawing/2016/5/12/chartex" xmlns:cx7="http://schemas.microsoft.com/office/drawing/2016/5/13/chartex" xmlns:cx8="http://schemas.microsoft.com/office/drawing/2016/5/14/chartex" xmlns:mc="http://schemas.openxmlformats.org/markup-compatibility/2006" xmlns:aink="http://schemas.microsoft.com/office/drawing/2016/ink" xmlns:am3d="http://schemas.microsoft.com/office/drawing/2017/model3d" xmlns:o="urn:schemas-microsoft-com:office:office" xmlns:oel="http://schemas.microsoft.com/office/2019/extlst" xmlns:r="http://schemas.openxmlformats.org/officeDocument/2006/relationships" xmlns:m="http://schemas.openxmlformats.org/officeDocument/2006/math" xmlns:v="urn:schemas-microsoft-com:vml" xmlns:wp14="http://schemas.microsoft.com/office/word/2010/wordprocessingDrawing" xmlns:wp="http://schemas.openxmlformats.org/drawingml/2006/wordprocessingDrawing" xmlns:w10="urn:schemas-microsoft-com:office:word" xmlns:w="http://schemas.openxmlformats.org/wordprocessingml/2006/main" xmlns:w14="http://schemas.microsoft.com/office/word/2010/wordml" xmlns:w15="http://schemas.microsoft.com/office/word/2012/wordml" xmlns:w16cei="http://schemas.microsoft.com/office/word/2026/wordml/cei" xmlns:w16cex="http://schemas.microsoft.com/office/word/2018/wordml/cex" xmlns:w16cid="http://schemas.microsoft.com/office/word/2016/wordml/cid" xmlns:w16="http://schemas.microsoft.com/office/word/2018/wordml" xmlns:w16du="http://schemas.microsoft.com/office/word/2023/wordml/word16du" xmlns:w16sdtdh="http://schemas.microsoft.com/office/word/2020/wordml/sdtdatahash" xmlns:w16sdtfl="http://schemas.microsoft.com/office/word/2024/wordml/sdtformatlock" xmlns:w16se="http://schemas.microsoft.com/office/word/2015/wordml/symex" xmlns:wpg="http://schemas.microsoft.com/office/word/2010/wordprocessingGroup" xmlns:wpi="http://schemas.microsoft.com/office/word/2010/wordprocessingInk" xmlns:wne="http://schemas.microsoft.com/office/word/2006/wordml" xmlns:wps="http://schemas.microsoft.com/office/word/2010/wordprocessingShape" mc:Ignorable="w14 w15 w16se w16cid w16 w16cex w16sdtdh w16sdtfl w16du wp14">
   <w:abstractNum w:abstractNumId="0" w15:restartNumberingAfterBreak="0">
     <w:nsid w:val="03103903"/>
     <w:multiLevelType w:val="hybridMultilevel"/>

--- a/Salinity/Workshop1_salinity_workbook_2025.docx
+++ b/Salinity/Workshop1_salinity_workbook_2025.docx
@@ -1,6 +1,6 @@
 
 <file path=word/document.xml><?xml version="1.0" encoding="utf-8"?>
-<w:document xmlns:wpc="http://schemas.microsoft.com/office/word/2010/wordprocessingCanvas" xmlns:cx="http://schemas.microsoft.com/office/drawing/2014/chartex" xmlns:cx1="http://schemas.microsoft.com/office/drawing/2015/9/8/chartex" xmlns:cx2="http://schemas.microsoft.com/office/drawing/2015/10/21/chartex" xmlns:cx3="http://schemas.microsoft.com/office/drawing/2016/5/9/chartex" xmlns:cx4="http://schemas.microsoft.com/office/drawing/2016/5/10/chartex" xmlns:cx5="http://schemas.microsoft.com/office/drawing/2016/5/11/chartex" xmlns:cx6="http://schemas.microsoft.com/office/drawing/2016/5/12/chartex" xmlns:cx7="http://schemas.microsoft.com/office/drawing/2016/5/13/chartex" xmlns:cx8="http://schemas.microsoft.com/office/drawing/2016/5/14/chartex" xmlns:mc="http://schemas.openxmlformats.org/markup-compatibility/2006" xmlns:aink="http://schemas.microsoft.com/office/drawing/2016/ink" xmlns:am3d="http://schemas.microsoft.com/office/drawing/2017/model3d" xmlns:o="urn:schemas-microsoft-com:office:office" xmlns:oel="http://schemas.microsoft.com/office/2019/extlst" xmlns:r="http://schemas.openxmlformats.org/officeDocument/2006/relationships" xmlns:m="http://schemas.openxmlformats.org/officeDocument/2006/math" xmlns:v="urn:schemas-microsoft-com:vml" xmlns:wp14="http://schemas.microsoft.com/office/word/2010/wordprocessingDrawing" xmlns:wp="http://schemas.openxmlformats.org/drawingml/2006/wordprocessingDrawing" xmlns:w10="urn:schemas-microsoft-com:office:word" xmlns:w="http://schemas.openxmlformats.org/wordprocessingml/2006/main" xmlns:w14="http://schemas.microsoft.com/office/word/2010/wordml" xmlns:w15="http://schemas.microsoft.com/office/word/2012/wordml" xmlns:w16cei="http://schemas.microsoft.com/office/word/2026/wordml/cei" xmlns:w16cex="http://schemas.microsoft.com/office/word/2018/wordml/cex" xmlns:w16cid="http://schemas.microsoft.com/office/word/2016/wordml/cid" xmlns:w16="http://schemas.microsoft.com/office/word/2018/wordml" xmlns:w16du="http://schemas.microsoft.com/office/word/2023/wordml/word16du" xmlns:w16sdtdh="http://schemas.microsoft.com/office/word/2020/wordml/sdtdatahash" xmlns:w16sdtfl="http://schemas.microsoft.com/office/word/2024/wordml/sdtformatlock" xmlns:w16se="http://schemas.microsoft.com/office/word/2015/wordml/symex" xmlns:wpg="http://schemas.microsoft.com/office/word/2010/wordprocessingGroup" xmlns:wpi="http://schemas.microsoft.com/office/word/2010/wordprocessingInk" xmlns:wne="http://schemas.microsoft.com/office/word/2006/wordml" xmlns:wps="http://schemas.microsoft.com/office/word/2010/wordprocessingShape" mc:Ignorable="w14 w15 w16se w16cid w16 w16cex w16sdtdh w16sdtfl w16du wp14">
+<w:document xmlns:wpc="http://schemas.microsoft.com/office/word/2010/wordprocessingCanvas" xmlns:cx="http://schemas.microsoft.com/office/drawing/2014/chartex" xmlns:cx1="http://schemas.microsoft.com/office/drawing/2015/9/8/chartex" xmlns:cx2="http://schemas.microsoft.com/office/drawing/2015/10/21/chartex" xmlns:cx3="http://schemas.microsoft.com/office/drawing/2016/5/9/chartex" xmlns:cx4="http://schemas.microsoft.com/office/drawing/2016/5/10/chartex" xmlns:cx5="http://schemas.microsoft.com/office/drawing/2016/5/11/chartex" xmlns:cx6="http://schemas.microsoft.com/office/drawing/2016/5/12/chartex" xmlns:cx7="http://schemas.microsoft.com/office/drawing/2016/5/13/chartex" xmlns:cx8="http://schemas.microsoft.com/office/drawing/2016/5/14/chartex" xmlns:mc="http://schemas.openxmlformats.org/markup-compatibility/2006" xmlns:aink="http://schemas.microsoft.com/office/drawing/2016/ink" xmlns:am3d="http://schemas.microsoft.com/office/drawing/2017/model3d" xmlns:o="urn:schemas-microsoft-com:office:office" xmlns:oel="http://schemas.microsoft.com/office/2019/extlst" xmlns:r="http://schemas.openxmlformats.org/officeDocument/2006/relationships" xmlns:m="http://schemas.openxmlformats.org/officeDocument/2006/math" xmlns:v="urn:schemas-microsoft-com:vml" xmlns:wp14="http://schemas.microsoft.com/office/word/2010/wordprocessingDrawing" xmlns:wp="http://schemas.openxmlformats.org/drawingml/2006/wordprocessingDrawing" xmlns:w10="urn:schemas-microsoft-com:office:word" xmlns:w="http://schemas.openxmlformats.org/wordprocessingml/2006/main" xmlns:w14="http://schemas.microsoft.com/office/word/2010/wordml" xmlns:w15="http://schemas.microsoft.com/office/word/2012/wordml" xmlns:w16cex="http://schemas.microsoft.com/office/word/2018/wordml/cex" xmlns:w16cid="http://schemas.microsoft.com/office/word/2016/wordml/cid" xmlns:w16="http://schemas.microsoft.com/office/word/2018/wordml" xmlns:w16du="http://schemas.microsoft.com/office/word/2023/wordml/word16du" xmlns:w16sdtdh="http://schemas.microsoft.com/office/word/2020/wordml/sdtdatahash" xmlns:w16sdtfl="http://schemas.microsoft.com/office/word/2024/wordml/sdtformatlock" xmlns:w16se="http://schemas.microsoft.com/office/word/2015/wordml/symex" xmlns:wpg="http://schemas.microsoft.com/office/word/2010/wordprocessingGroup" xmlns:wpi="http://schemas.microsoft.com/office/word/2010/wordprocessingInk" xmlns:wne="http://schemas.microsoft.com/office/word/2006/wordml" xmlns:wps="http://schemas.microsoft.com/office/word/2010/wordprocessingShape" mc:Ignorable="w14 w15 w16se w16cid w16 w16cex w16sdtdh w16sdtfl w16du wp14">
   <w:body>
     <w:p>
       <w:pPr>
@@ -481,10 +481,18 @@
       </w:r>
       <w:proofErr w:type="spellEnd"/>
       <w:r>
-        <w:t xml:space="preserve"> ratio and DW </w:t>
+        <w:t xml:space="preserve"> ratio and </w:t>
       </w:r>
       <w:proofErr w:type="spellStart"/>
       <w:r>
+        <w:t>DW</w:t>
+      </w:r>
+      <w:proofErr w:type="spellEnd"/>
+      <w:r>
+        <w:t xml:space="preserve"> </w:t>
+      </w:r>
+      <w:proofErr w:type="spellStart"/>
+      <w:r>
         <w:t>root:shoot</w:t>
       </w:r>
       <w:proofErr w:type="spellEnd"/>
@@ -509,6 +517,9 @@
       </w:r>
     </w:p>
     <w:p>
+      <w:r>
+        <w:t xml:space="preserve"> </w:t>
+      </w:r>
       <w:r>
         <w:br w:type="page"/>
       </w:r>
@@ -1189,7 +1200,13 @@
         </w:numPr>
       </w:pPr>
       <w:r>
-        <w:t>Complete the table below with the results from your two-way ANOVA</w:t>
+        <w:t xml:space="preserve">Complete the table below with the results from your </w:t>
+      </w:r>
+      <w:r>
+        <w:t>one-way</w:t>
+      </w:r>
+      <w:r>
+        <w:t xml:space="preserve"> ANOVA</w:t>
       </w:r>
     </w:p>
     <w:p>
@@ -1855,7 +1872,13 @@
         </w:numPr>
       </w:pPr>
       <w:r>
-        <w:t>Complete the table below with the results from your two-way ANOVA</w:t>
+        <w:t xml:space="preserve">Complete the table below with the results from your </w:t>
+      </w:r>
+      <w:r>
+        <w:t>one-way</w:t>
+      </w:r>
+      <w:r>
+        <w:t xml:space="preserve"> ANOVA</w:t>
       </w:r>
     </w:p>
     <w:p>
@@ -2524,7 +2547,13 @@
         </w:numPr>
       </w:pPr>
       <w:r>
-        <w:t>Complete the table below with the results from your two-way ANOVA</w:t>
+        <w:t xml:space="preserve">Complete the table below with the results from your </w:t>
+      </w:r>
+      <w:r>
+        <w:t>one-way</w:t>
+      </w:r>
+      <w:r>
+        <w:t xml:space="preserve"> ANOVA</w:t>
       </w:r>
     </w:p>
     <w:p>
@@ -3343,7 +3372,13 @@
         </w:numPr>
       </w:pPr>
       <w:r>
-        <w:t>Complete the table below with the results from your two-way ANOVA</w:t>
+        <w:t xml:space="preserve">Complete the table below with the results from your </w:t>
+      </w:r>
+      <w:r>
+        <w:t>one-way</w:t>
+      </w:r>
+      <w:r>
+        <w:t xml:space="preserve"> ANOVA</w:t>
       </w:r>
     </w:p>
     <w:p>
@@ -3990,7 +4025,13 @@
         </w:numPr>
       </w:pPr>
       <w:r>
-        <w:t>Complete the table below with the results from your two-way ANOVA</w:t>
+        <w:t xml:space="preserve">Complete the table below with the results from your </w:t>
+      </w:r>
+      <w:r>
+        <w:t>one-way</w:t>
+      </w:r>
+      <w:r>
+        <w:t xml:space="preserve"> ANOVA</w:t>
       </w:r>
     </w:p>
     <w:p>
@@ -4636,7 +4677,13 @@
         </w:numPr>
       </w:pPr>
       <w:r>
-        <w:t>Complete the table below with the results from your two-way ANOVA</w:t>
+        <w:t xml:space="preserve">Complete the table below with the results from your </w:t>
+      </w:r>
+      <w:r>
+        <w:t>one-way</w:t>
+      </w:r>
+      <w:r>
+        <w:t xml:space="preserve"> ANOVA</w:t>
       </w:r>
     </w:p>
     <w:p>
@@ -5288,7 +5335,13 @@
         </w:numPr>
       </w:pPr>
       <w:r>
-        <w:t>Complete the table below with the results from your two-way ANOVA</w:t>
+        <w:t xml:space="preserve">Complete the table below with the results from your </w:t>
+      </w:r>
+      <w:r>
+        <w:t>one-way</w:t>
+      </w:r>
+      <w:r>
+        <w:t xml:space="preserve"> ANOVA</w:t>
       </w:r>
     </w:p>
     <w:p>
@@ -5932,7 +5985,13 @@
         </w:numPr>
       </w:pPr>
       <w:r>
-        <w:t>Complete the table below with the results from your two-way ANOVA</w:t>
+        <w:t xml:space="preserve">Complete the table below with the results from your </w:t>
+      </w:r>
+      <w:r>
+        <w:t>one-way</w:t>
+      </w:r>
+      <w:r>
+        <w:t xml:space="preserve"> ANOVA</w:t>
       </w:r>
     </w:p>
     <w:p>
@@ -6156,7 +6215,7 @@
 </file>
 
 <file path=word/endnotes.xml><?xml version="1.0" encoding="utf-8"?>
-<w:endnotes xmlns:wpc="http://schemas.microsoft.com/office/word/2010/wordprocessingCanvas" xmlns:cx="http://schemas.microsoft.com/office/drawing/2014/chartex" xmlns:cx1="http://schemas.microsoft.com/office/drawing/2015/9/8/chartex" xmlns:cx2="http://schemas.microsoft.com/office/drawing/2015/10/21/chartex" xmlns:cx3="http://schemas.microsoft.com/office/drawing/2016/5/9/chartex" xmlns:cx4="http://schemas.microsoft.com/office/drawing/2016/5/10/chartex" xmlns:cx5="http://schemas.microsoft.com/office/drawing/2016/5/11/chartex" xmlns:cx6="http://schemas.microsoft.com/office/drawing/2016/5/12/chartex" xmlns:cx7="http://schemas.microsoft.com/office/drawing/2016/5/13/chartex" xmlns:cx8="http://schemas.microsoft.com/office/drawing/2016/5/14/chartex" xmlns:mc="http://schemas.openxmlformats.org/markup-compatibility/2006" xmlns:aink="http://schemas.microsoft.com/office/drawing/2016/ink" xmlns:am3d="http://schemas.microsoft.com/office/drawing/2017/model3d" xmlns:o="urn:schemas-microsoft-com:office:office" xmlns:oel="http://schemas.microsoft.com/office/2019/extlst" xmlns:r="http://schemas.openxmlformats.org/officeDocument/2006/relationships" xmlns:m="http://schemas.openxmlformats.org/officeDocument/2006/math" xmlns:v="urn:schemas-microsoft-com:vml" xmlns:wp14="http://schemas.microsoft.com/office/word/2010/wordprocessingDrawing" xmlns:wp="http://schemas.openxmlformats.org/drawingml/2006/wordprocessingDrawing" xmlns:w10="urn:schemas-microsoft-com:office:word" xmlns:w="http://schemas.openxmlformats.org/wordprocessingml/2006/main" xmlns:w14="http://schemas.microsoft.com/office/word/2010/wordml" xmlns:w15="http://schemas.microsoft.com/office/word/2012/wordml" xmlns:w16cei="http://schemas.microsoft.com/office/word/2026/wordml/cei" xmlns:w16cex="http://schemas.microsoft.com/office/word/2018/wordml/cex" xmlns:w16cid="http://schemas.microsoft.com/office/word/2016/wordml/cid" xmlns:w16="http://schemas.microsoft.com/office/word/2018/wordml" xmlns:w16du="http://schemas.microsoft.com/office/word/2023/wordml/word16du" xmlns:w16sdtdh="http://schemas.microsoft.com/office/word/2020/wordml/sdtdatahash" xmlns:w16sdtfl="http://schemas.microsoft.com/office/word/2024/wordml/sdtformatlock" xmlns:w16se="http://schemas.microsoft.com/office/word/2015/wordml/symex" xmlns:wpg="http://schemas.microsoft.com/office/word/2010/wordprocessingGroup" xmlns:wpi="http://schemas.microsoft.com/office/word/2010/wordprocessingInk" xmlns:wne="http://schemas.microsoft.com/office/word/2006/wordml" xmlns:wps="http://schemas.microsoft.com/office/word/2010/wordprocessingShape" mc:Ignorable="w14 w15 w16se w16cid w16 w16cex w16sdtdh w16sdtfl w16du wp14">
+<w:endnotes xmlns:wpc="http://schemas.microsoft.com/office/word/2010/wordprocessingCanvas" xmlns:cx="http://schemas.microsoft.com/office/drawing/2014/chartex" xmlns:cx1="http://schemas.microsoft.com/office/drawing/2015/9/8/chartex" xmlns:cx2="http://schemas.microsoft.com/office/drawing/2015/10/21/chartex" xmlns:cx3="http://schemas.microsoft.com/office/drawing/2016/5/9/chartex" xmlns:cx4="http://schemas.microsoft.com/office/drawing/2016/5/10/chartex" xmlns:cx5="http://schemas.microsoft.com/office/drawing/2016/5/11/chartex" xmlns:cx6="http://schemas.microsoft.com/office/drawing/2016/5/12/chartex" xmlns:cx7="http://schemas.microsoft.com/office/drawing/2016/5/13/chartex" xmlns:cx8="http://schemas.microsoft.com/office/drawing/2016/5/14/chartex" xmlns:mc="http://schemas.openxmlformats.org/markup-compatibility/2006" xmlns:aink="http://schemas.microsoft.com/office/drawing/2016/ink" xmlns:am3d="http://schemas.microsoft.com/office/drawing/2017/model3d" xmlns:o="urn:schemas-microsoft-com:office:office" xmlns:oel="http://schemas.microsoft.com/office/2019/extlst" xmlns:r="http://schemas.openxmlformats.org/officeDocument/2006/relationships" xmlns:m="http://schemas.openxmlformats.org/officeDocument/2006/math" xmlns:v="urn:schemas-microsoft-com:vml" xmlns:wp14="http://schemas.microsoft.com/office/word/2010/wordprocessingDrawing" xmlns:wp="http://schemas.openxmlformats.org/drawingml/2006/wordprocessingDrawing" xmlns:w10="urn:schemas-microsoft-com:office:word" xmlns:w="http://schemas.openxmlformats.org/wordprocessingml/2006/main" xmlns:w14="http://schemas.microsoft.com/office/word/2010/wordml" xmlns:w15="http://schemas.microsoft.com/office/word/2012/wordml" xmlns:w16cex="http://schemas.microsoft.com/office/word/2018/wordml/cex" xmlns:w16cid="http://schemas.microsoft.com/office/word/2016/wordml/cid" xmlns:w16="http://schemas.microsoft.com/office/word/2018/wordml" xmlns:w16du="http://schemas.microsoft.com/office/word/2023/wordml/word16du" xmlns:w16sdtdh="http://schemas.microsoft.com/office/word/2020/wordml/sdtdatahash" xmlns:w16sdtfl="http://schemas.microsoft.com/office/word/2024/wordml/sdtformatlock" xmlns:w16se="http://schemas.microsoft.com/office/word/2015/wordml/symex" xmlns:wpg="http://schemas.microsoft.com/office/word/2010/wordprocessingGroup" xmlns:wpi="http://schemas.microsoft.com/office/word/2010/wordprocessingInk" xmlns:wne="http://schemas.microsoft.com/office/word/2006/wordml" xmlns:wps="http://schemas.microsoft.com/office/word/2010/wordprocessingShape" mc:Ignorable="w14 w15 w16se w16cid w16 w16cex w16sdtdh w16sdtfl w16du wp14">
   <w:endnote w:type="separator" w:id="-1">
     <w:p>
       <w:pPr>
@@ -6181,7 +6240,7 @@
 </file>
 
 <file path=word/footnotes.xml><?xml version="1.0" encoding="utf-8"?>
-<w:footnotes xmlns:wpc="http://schemas.microsoft.com/office/word/2010/wordprocessingCanvas" xmlns:cx="http://schemas.microsoft.com/office/drawing/2014/chartex" xmlns:cx1="http://schemas.microsoft.com/office/drawing/2015/9/8/chartex" xmlns:cx2="http://schemas.microsoft.com/office/drawing/2015/10/21/chartex" xmlns:cx3="http://schemas.microsoft.com/office/drawing/2016/5/9/chartex" xmlns:cx4="http://schemas.microsoft.com/office/drawing/2016/5/10/chartex" xmlns:cx5="http://schemas.microsoft.com/office/drawing/2016/5/11/chartex" xmlns:cx6="http://schemas.microsoft.com/office/drawing/2016/5/12/chartex" xmlns:cx7="http://schemas.microsoft.com/office/drawing/2016/5/13/chartex" xmlns:cx8="http://schemas.microsoft.com/office/drawing/2016/5/14/chartex" xmlns:mc="http://schemas.openxmlformats.org/markup-compatibility/2006" xmlns:aink="http://schemas.microsoft.com/office/drawing/2016/ink" xmlns:am3d="http://schemas.microsoft.com/office/drawing/2017/model3d" xmlns:o="urn:schemas-microsoft-com:office:office" xmlns:oel="http://schemas.microsoft.com/office/2019/extlst" xmlns:r="http://schemas.openxmlformats.org/officeDocument/2006/relationships" xmlns:m="http://schemas.openxmlformats.org/officeDocument/2006/math" xmlns:v="urn:schemas-microsoft-com:vml" xmlns:wp14="http://schemas.microsoft.com/office/word/2010/wordprocessingDrawing" xmlns:wp="http://schemas.openxmlformats.org/drawingml/2006/wordprocessingDrawing" xmlns:w10="urn:schemas-microsoft-com:office:word" xmlns:w="http://schemas.openxmlformats.org/wordprocessingml/2006/main" xmlns:w14="http://schemas.microsoft.com/office/word/2010/wordml" xmlns:w15="http://schemas.microsoft.com/office/word/2012/wordml" xmlns:w16cei="http://schemas.microsoft.com/office/word/2026/wordml/cei" xmlns:w16cex="http://schemas.microsoft.com/office/word/2018/wordml/cex" xmlns:w16cid="http://schemas.microsoft.com/office/word/2016/wordml/cid" xmlns:w16="http://schemas.microsoft.com/office/word/2018/wordml" xmlns:w16du="http://schemas.microsoft.com/office/word/2023/wordml/word16du" xmlns:w16sdtdh="http://schemas.microsoft.com/office/word/2020/wordml/sdtdatahash" xmlns:w16sdtfl="http://schemas.microsoft.com/office/word/2024/wordml/sdtformatlock" xmlns:w16se="http://schemas.microsoft.com/office/word/2015/wordml/symex" xmlns:wpg="http://schemas.microsoft.com/office/word/2010/wordprocessingGroup" xmlns:wpi="http://schemas.microsoft.com/office/word/2010/wordprocessingInk" xmlns:wne="http://schemas.microsoft.com/office/word/2006/wordml" xmlns:wps="http://schemas.microsoft.com/office/word/2010/wordprocessingShape" mc:Ignorable="w14 w15 w16se w16cid w16 w16cex w16sdtdh w16sdtfl w16du wp14">
+<w:footnotes xmlns:wpc="http://schemas.microsoft.com/office/word/2010/wordprocessingCanvas" xmlns:cx="http://schemas.microsoft.com/office/drawing/2014/chartex" xmlns:cx1="http://schemas.microsoft.com/office/drawing/2015/9/8/chartex" xmlns:cx2="http://schemas.microsoft.com/office/drawing/2015/10/21/chartex" xmlns:cx3="http://schemas.microsoft.com/office/drawing/2016/5/9/chartex" xmlns:cx4="http://schemas.microsoft.com/office/drawing/2016/5/10/chartex" xmlns:cx5="http://schemas.microsoft.com/office/drawing/2016/5/11/chartex" xmlns:cx6="http://schemas.microsoft.com/office/drawing/2016/5/12/chartex" xmlns:cx7="http://schemas.microsoft.com/office/drawing/2016/5/13/chartex" xmlns:cx8="http://schemas.microsoft.com/office/drawing/2016/5/14/chartex" xmlns:mc="http://schemas.openxmlformats.org/markup-compatibility/2006" xmlns:aink="http://schemas.microsoft.com/office/drawing/2016/ink" xmlns:am3d="http://schemas.microsoft.com/office/drawing/2017/model3d" xmlns:o="urn:schemas-microsoft-com:office:office" xmlns:oel="http://schemas.microsoft.com/office/2019/extlst" xmlns:r="http://schemas.openxmlformats.org/officeDocument/2006/relationships" xmlns:m="http://schemas.openxmlformats.org/officeDocument/2006/math" xmlns:v="urn:schemas-microsoft-com:vml" xmlns:wp14="http://schemas.microsoft.com/office/word/2010/wordprocessingDrawing" xmlns:wp="http://schemas.openxmlformats.org/drawingml/2006/wordprocessingDrawing" xmlns:w10="urn:schemas-microsoft-com:office:word" xmlns:w="http://schemas.openxmlformats.org/wordprocessingml/2006/main" xmlns:w14="http://schemas.microsoft.com/office/word/2010/wordml" xmlns:w15="http://schemas.microsoft.com/office/word/2012/wordml" xmlns:w16cex="http://schemas.microsoft.com/office/word/2018/wordml/cex" xmlns:w16cid="http://schemas.microsoft.com/office/word/2016/wordml/cid" xmlns:w16="http://schemas.microsoft.com/office/word/2018/wordml" xmlns:w16du="http://schemas.microsoft.com/office/word/2023/wordml/word16du" xmlns:w16sdtdh="http://schemas.microsoft.com/office/word/2020/wordml/sdtdatahash" xmlns:w16sdtfl="http://schemas.microsoft.com/office/word/2024/wordml/sdtformatlock" xmlns:w16se="http://schemas.microsoft.com/office/word/2015/wordml/symex" xmlns:wpg="http://schemas.microsoft.com/office/word/2010/wordprocessingGroup" xmlns:wpi="http://schemas.microsoft.com/office/word/2010/wordprocessingInk" xmlns:wne="http://schemas.microsoft.com/office/word/2006/wordml" xmlns:wps="http://schemas.microsoft.com/office/word/2010/wordprocessingShape" mc:Ignorable="w14 w15 w16se w16cid w16 w16cex w16sdtdh w16sdtfl w16du wp14">
   <w:footnote w:type="separator" w:id="-1">
     <w:p>
       <w:pPr>
@@ -6227,7 +6286,7 @@
 </file>
 
 <file path=word/numbering.xml><?xml version="1.0" encoding="utf-8"?>
-<w:numbering xmlns:wpc="http://schemas.microsoft.com/office/word/2010/wordprocessingCanvas" xmlns:cx="http://schemas.microsoft.com/office/drawing/2014/chartex" xmlns:cx1="http://schemas.microsoft.com/office/drawing/2015/9/8/chartex" xmlns:cx2="http://schemas.microsoft.com/office/drawing/2015/10/21/chartex" xmlns:cx3="http://schemas.microsoft.com/office/drawing/2016/5/9/chartex" xmlns:cx4="http://schemas.microsoft.com/office/drawing/2016/5/10/chartex" xmlns:cx5="http://schemas.microsoft.com/office/drawing/2016/5/11/chartex" xmlns:cx6="http://schemas.microsoft.com/office/drawing/2016/5/12/chartex" xmlns:cx7="http://schemas.microsoft.com/office/drawing/2016/5/13/chartex" xmlns:cx8="http://schemas.microsoft.com/office/drawing/2016/5/14/chartex" xmlns:mc="http://schemas.openxmlformats.org/markup-compatibility/2006" xmlns:aink="http://schemas.microsoft.com/office/drawing/2016/ink" xmlns:am3d="http://schemas.microsoft.com/office/drawing/2017/model3d" xmlns:o="urn:schemas-microsoft-com:office:office" xmlns:oel="http://schemas.microsoft.com/office/2019/extlst" xmlns:r="http://schemas.openxmlformats.org/officeDocument/2006/relationships" xmlns:m="http://schemas.openxmlformats.org/officeDocument/2006/math" xmlns:v="urn:schemas-microsoft-com:vml" xmlns:wp14="http://schemas.microsoft.com/office/word/2010/wordprocessingDrawing" xmlns:wp="http://schemas.openxmlformats.org/drawingml/2006/wordprocessingDrawing" xmlns:w10="urn:schemas-microsoft-com:office:word" xmlns:w="http://schemas.openxmlformats.org/wordprocessingml/2006/main" xmlns:w14="http://schemas.microsoft.com/office/word/2010/wordml" xmlns:w15="http://schemas.microsoft.com/office/word/2012/wordml" xmlns:w16cei="http://schemas.microsoft.com/office/word/2026/wordml/cei" xmlns:w16cex="http://schemas.microsoft.com/office/word/2018/wordml/cex" xmlns:w16cid="http://schemas.microsoft.com/office/word/2016/wordml/cid" xmlns:w16="http://schemas.microsoft.com/office/word/2018/wordml" xmlns:w16du="http://schemas.microsoft.com/office/word/2023/wordml/word16du" xmlns:w16sdtdh="http://schemas.microsoft.com/office/word/2020/wordml/sdtdatahash" xmlns:w16sdtfl="http://schemas.microsoft.com/office/word/2024/wordml/sdtformatlock" xmlns:w16se="http://schemas.microsoft.com/office/word/2015/wordml/symex" xmlns:wpg="http://schemas.microsoft.com/office/word/2010/wordprocessingGroup" xmlns:wpi="http://schemas.microsoft.com/office/word/2010/wordprocessingInk" xmlns:wne="http://schemas.microsoft.com/office/word/2006/wordml" xmlns:wps="http://schemas.microsoft.com/office/word/2010/wordprocessingShape" mc:Ignorable="w14 w15 w16se w16cid w16 w16cex w16sdtdh w16sdtfl w16du wp14">
+<w:numbering xmlns:wpc="http://schemas.microsoft.com/office/word/2010/wordprocessingCanvas" xmlns:cx="http://schemas.microsoft.com/office/drawing/2014/chartex" xmlns:cx1="http://schemas.microsoft.com/office/drawing/2015/9/8/chartex" xmlns:cx2="http://schemas.microsoft.com/office/drawing/2015/10/21/chartex" xmlns:cx3="http://schemas.microsoft.com/office/drawing/2016/5/9/chartex" xmlns:cx4="http://schemas.microsoft.com/office/drawing/2016/5/10/chartex" xmlns:cx5="http://schemas.microsoft.com/office/drawing/2016/5/11/chartex" xmlns:cx6="http://schemas.microsoft.com/office/drawing/2016/5/12/chartex" xmlns:cx7="http://schemas.microsoft.com/office/drawing/2016/5/13/chartex" xmlns:cx8="http://schemas.microsoft.com/office/drawing/2016/5/14/chartex" xmlns:mc="http://schemas.openxmlformats.org/markup-compatibility/2006" xmlns:aink="http://schemas.microsoft.com/office/drawing/2016/ink" xmlns:am3d="http://schemas.microsoft.com/office/drawing/2017/model3d" xmlns:o="urn:schemas-microsoft-com:office:office" xmlns:oel="http://schemas.microsoft.com/office/2019/extlst" xmlns:r="http://schemas.openxmlformats.org/officeDocument/2006/relationships" xmlns:m="http://schemas.openxmlformats.org/officeDocument/2006/math" xmlns:v="urn:schemas-microsoft-com:vml" xmlns:wp14="http://schemas.microsoft.com/office/word/2010/wordprocessingDrawing" xmlns:wp="http://schemas.openxmlformats.org/drawingml/2006/wordprocessingDrawing" xmlns:w10="urn:schemas-microsoft-com:office:word" xmlns:w="http://schemas.openxmlformats.org/wordprocessingml/2006/main" xmlns:w14="http://schemas.microsoft.com/office/word/2010/wordml" xmlns:w15="http://schemas.microsoft.com/office/word/2012/wordml" xmlns:w16cex="http://schemas.microsoft.com/office/word/2018/wordml/cex" xmlns:w16cid="http://schemas.microsoft.com/office/word/2016/wordml/cid" xmlns:w16="http://schemas.microsoft.com/office/word/2018/wordml" xmlns:w16du="http://schemas.microsoft.com/office/word/2023/wordml/word16du" xmlns:w16sdtdh="http://schemas.microsoft.com/office/word/2020/wordml/sdtdatahash" xmlns:w16sdtfl="http://schemas.microsoft.com/office/word/2024/wordml/sdtformatlock" xmlns:w16se="http://schemas.microsoft.com/office/word/2015/wordml/symex" xmlns:wpg="http://schemas.microsoft.com/office/word/2010/wordprocessingGroup" xmlns:wpi="http://schemas.microsoft.com/office/word/2010/wordprocessingInk" xmlns:wne="http://schemas.microsoft.com/office/word/2006/wordml" xmlns:wps="http://schemas.microsoft.com/office/word/2010/wordprocessingShape" mc:Ignorable="w14 w15 w16se w16cid w16 w16cex w16sdtdh w16sdtfl w16du wp14">
   <w:abstractNum w:abstractNumId="0" w15:restartNumberingAfterBreak="0">
     <w:nsid w:val="03103903"/>
     <w:multiLevelType w:val="hybridMultilevel"/>
